--- a/policies/build/chapters_v2/AAC/HCO_AAC_6_v2_REWRITE_DRAFT.docx
+++ b/policies/build/chapters_v2/AAC/HCO_AAC_6_v2_REWRITE_DRAFT.docx
@@ -2299,7 +2299,19 @@
         <w:pStyle w:val="ListBullet"/>
       </w:pPr>
       <w:r>
-        <w:t>ISO 15189:2022 and NABL 112 — guidance on medical laboratory quality and competence.</w:t>
+        <w:t xml:space="preserve">International Organization for Standardization. (2022). </w:t>
+      </w:r>
+      <w:hyperlink r:id="rId9">
+        <w:r>
+          <w:rPr>
+            <w:color w:val="0563C1"/>
+            <w:u w:val="single"/>
+          </w:rPr>
+          <w:t>https://committee.iso.org/standard/76677.html</w:t>
+        </w:r>
+      </w:hyperlink>
+      <w:r>
+        <w:t xml:space="preserve"> ISO 15189:2022 — Medical laboratories: Requirements for quality and competence. (Official page; full standard text requires purchase.) National Accreditation Board for Testing and Calibration Laboratories (NABL). NABL 112 — Specific Criteria for Accreditation of Medical Laboratories. https://www.nabl-india.org (official body site; document not separately available as a free public download).</w:t>
       </w:r>
     </w:p>
     <w:p>
@@ -2307,8 +2319,18 @@
         <w:pStyle w:val="ListBullet"/>
       </w:pPr>
       <w:r>
-        <w:t xml:space="preserve">College of American Pathologists, Q-TRACKS Quality Indicator Monitoring Programme — Novis DA, et al. “Continuous monitoring of stat and routine outlier turnaround times: two College of American Pathologists Q-TRACKS monitors in 291 hospitals.” Arch Pathol Lab Med.</w:t>
+        <w:t xml:space="preserve">Novis, D. A., Walsh, M. K., Dale, J. C., &amp; Howanitz, P. J. (2004). Continuous monitoring of stat and routine outlier turnaround times: Two College of American Pathologists Q-TRACKS monitors in 291 hospitals. Archives of Pathology &amp; Laboratory Medicine, 128(6), 621-626. </w:t>
       </w:r>
+      <w:hyperlink r:id="rId10">
+        <w:r>
+          <w:rPr>
+            <w:color w:val="0563C1"/>
+            <w:u w:val="single"/>
+          </w:rPr>
+          <w:t>https://meridian.allenpress.com/aplm/article/128/6/621/458794/Continuous-Monitoring-of-Stat-and-Routine-Outlier</w:t>
+        </w:r>
+      </w:hyperlink>
+      <w:r/>
     </w:p>
     <w:p>
       <w:pPr>
